--- a/Mohammed Aqeel Ismail CV.docx
+++ b/Mohammed Aqeel Ismail CV.docx
@@ -22,15 +22,6 @@
         </w:rPr>
         <w:t>Mohammed Aqeel ISmail</w:t>
       </w:r>
-    </w:p>
-    <w:p>
-      <w:pPr>
-        <w:rPr>
-          <w:rFonts w:ascii="Calibri" w:hAnsi="Calibri" w:cs="Calibri"/>
-          <w:color w:val="auto"/>
-          <w:sz w:val="22"/>
-        </w:rPr>
-      </w:pPr>
     </w:p>
     <w:tbl>
       <w:tblPr>
@@ -176,7 +167,7 @@
                 <w:color w:val="auto"/>
                 <w:sz w:val="22"/>
               </w:rPr>
-              <w:t xml:space="preserve">| </w:t>
+              <w:t>|</w:t>
             </w:r>
           </w:p>
           <w:p>
@@ -404,7 +395,7 @@
                 <w:color w:val="auto"/>
                 <w:sz w:val="22"/>
               </w:rPr>
-              <w:t xml:space="preserve">BSc Computer Science and Information Technology graduate and </w:t>
+              <w:t>Aspiring</w:t>
             </w:r>
             <w:r>
               <w:rPr>
@@ -412,7 +403,7 @@
                 <w:color w:val="auto"/>
                 <w:sz w:val="22"/>
               </w:rPr>
-              <w:t>Computer Science</w:t>
+              <w:t xml:space="preserve"> Software Developer with strong foundations in Python, Java, C++, and SQL, supported by a BSc </w:t>
             </w:r>
             <w:r>
               <w:rPr>
@@ -420,7 +411,7 @@
                 <w:color w:val="auto"/>
                 <w:sz w:val="22"/>
               </w:rPr>
-              <w:t xml:space="preserve"> </w:t>
+              <w:t xml:space="preserve">Computer Science and IT </w:t>
             </w:r>
             <w:r>
               <w:rPr>
@@ -428,107 +419,14 @@
                 <w:color w:val="auto"/>
                 <w:sz w:val="22"/>
               </w:rPr>
-              <w:t>graduate from the University of KwaZulu-Natal</w:t>
+              <w:t>and BSc Honours in Computer Science. Experienced in developing full-stack applications, backend systems, and machine learning models through academic and practical projects. Demonstrates strong problem-solving ability, clean coding practices, and a solid understanding of data structures, algorithms, and object-oriented design. Seeking to contribute to scalable, real-world software solutions in a professional development environment.</w:t>
             </w:r>
-            <w:r>
-              <w:rPr>
-                <w:rFonts w:ascii="Calibri" w:hAnsi="Calibri" w:cs="Calibri"/>
-                <w:color w:val="auto"/>
-                <w:sz w:val="22"/>
-              </w:rPr>
-              <w:t xml:space="preserve">. </w:t>
-            </w:r>
-            <w:r>
-              <w:rPr>
-                <w:rFonts w:ascii="Calibri" w:hAnsi="Calibri" w:cs="Calibri"/>
-                <w:color w:val="auto"/>
-                <w:sz w:val="22"/>
-              </w:rPr>
-              <w:t>Motivated</w:t>
-            </w:r>
-            <w:r>
-              <w:rPr>
-                <w:rFonts w:ascii="Calibri" w:hAnsi="Calibri" w:cs="Calibri"/>
-                <w:color w:val="auto"/>
-                <w:sz w:val="22"/>
-              </w:rPr>
-              <w:t>, analytical</w:t>
-            </w:r>
-            <w:r>
-              <w:rPr>
-                <w:rFonts w:ascii="Calibri" w:hAnsi="Calibri" w:cs="Calibri"/>
-                <w:color w:val="auto"/>
-                <w:sz w:val="22"/>
-              </w:rPr>
-              <w:t xml:space="preserve"> and self-driven aspiring software developer with strong fundamentals in programming, </w:t>
-            </w:r>
-            <w:r>
-              <w:rPr>
-                <w:rFonts w:ascii="Calibri" w:hAnsi="Calibri" w:cs="Calibri"/>
-                <w:color w:val="auto"/>
-                <w:sz w:val="22"/>
-              </w:rPr>
-              <w:t>algorithms</w:t>
-            </w:r>
-            <w:r>
-              <w:rPr>
-                <w:rFonts w:ascii="Calibri" w:hAnsi="Calibri" w:cs="Calibri"/>
-                <w:color w:val="auto"/>
-                <w:sz w:val="22"/>
-              </w:rPr>
-              <w:t>, and modern development tools</w:t>
-            </w:r>
-            <w:r>
-              <w:rPr>
-                <w:rFonts w:ascii="Calibri" w:hAnsi="Calibri" w:cs="Calibri"/>
-                <w:color w:val="auto"/>
-                <w:sz w:val="22"/>
-              </w:rPr>
-              <w:t xml:space="preserve">. </w:t>
-            </w:r>
-            <w:r>
-              <w:rPr>
-                <w:rFonts w:ascii="Calibri" w:hAnsi="Calibri" w:cs="Calibri"/>
-                <w:color w:val="auto"/>
-                <w:sz w:val="22"/>
-                <w:lang w:val="en-ZA"/>
-              </w:rPr>
-              <w:t>Eager to contribute to real-world software solutions while continuing to grow</w:t>
-            </w:r>
-            <w:r>
-              <w:rPr>
-                <w:rFonts w:ascii="Calibri" w:hAnsi="Calibri" w:cs="Calibri"/>
-                <w:color w:val="auto"/>
-                <w:sz w:val="22"/>
-                <w:lang w:val="en-ZA"/>
-              </w:rPr>
-              <w:t xml:space="preserve"> in a professional development environment</w:t>
-            </w:r>
-            <w:r>
-              <w:rPr>
-                <w:rFonts w:ascii="Calibri" w:hAnsi="Calibri" w:cs="Calibri"/>
-                <w:color w:val="auto"/>
-                <w:sz w:val="22"/>
-                <w:lang w:val="en-ZA"/>
-              </w:rPr>
-              <w:t>.</w:t>
-            </w:r>
-          </w:p>
-          <w:p>
-            <w:pPr>
-              <w:rPr>
-                <w:rFonts w:ascii="Calibri" w:hAnsi="Calibri" w:cs="Calibri"/>
-                <w:color w:val="auto"/>
-                <w:sz w:val="22"/>
-                <w:lang w:val="en-ZA"/>
-              </w:rPr>
-            </w:pPr>
           </w:p>
         </w:tc>
       </w:tr>
       <w:tr>
         <w:trPr>
-          <w:trHeight w:val="2994"/>
+          <w:trHeight w:val="2193"/>
         </w:trPr>
         <w:tc>
           <w:tcPr>
@@ -582,6 +480,7 @@
           </w:tcPr>
           <w:p>
             <w:pPr>
+              <w:jc w:val="both"/>
               <w:rPr>
                 <w:rFonts w:ascii="Calibri" w:hAnsi="Calibri" w:cs="Calibri"/>
                 <w:b/>
@@ -599,7 +498,29 @@
                 <w:sz w:val="22"/>
                 <w:lang w:val="en-ZA"/>
               </w:rPr>
-              <w:t>BSc Honours (Computer Science), University of Kwa-Zulu Natal, Pietermaritzburg, South Africa</w:t>
+              <w:t>BSc Honours (Computer Science), University of KwaZulu</w:t>
+            </w:r>
+            <w:r>
+              <w:rPr>
+                <w:rFonts w:ascii="Calibri" w:hAnsi="Calibri" w:cs="Calibri"/>
+                <w:b/>
+                <w:bCs/>
+                <w:color w:val="auto"/>
+                <w:sz w:val="22"/>
+                <w:lang w:val="en-ZA"/>
+              </w:rPr>
+              <w:t>-</w:t>
+            </w:r>
+            <w:r>
+              <w:rPr>
+                <w:rFonts w:ascii="Calibri" w:hAnsi="Calibri" w:cs="Calibri"/>
+                <w:b/>
+                <w:bCs/>
+                <w:color w:val="auto"/>
+                <w:sz w:val="22"/>
+                <w:lang w:val="en-ZA"/>
+              </w:rPr>
+              <w:t>Natal, Pietermaritzburg, South Africa</w:t>
             </w:r>
             <w:r>
               <w:rPr>
@@ -619,7 +540,25 @@
                 <w:sz w:val="22"/>
                 <w:lang w:val="en-ZA"/>
               </w:rPr>
-              <w:t xml:space="preserve">Mar </w:t>
+              <w:t>Mar</w:t>
+            </w:r>
+            <w:r>
+              <w:rPr>
+                <w:rFonts w:ascii="Calibri" w:hAnsi="Calibri" w:cs="Calibri"/>
+                <w:color w:val="auto"/>
+                <w:sz w:val="22"/>
+                <w:lang w:val="en-ZA"/>
+              </w:rPr>
+              <w:t>ch</w:t>
+            </w:r>
+            <w:r>
+              <w:rPr>
+                <w:rFonts w:ascii="Calibri" w:hAnsi="Calibri" w:cs="Calibri"/>
+                <w:color w:val="auto"/>
+                <w:sz w:val="22"/>
+                <w:lang w:val="en-ZA"/>
+              </w:rPr>
+              <w:t xml:space="preserve"> </w:t>
             </w:r>
             <w:r>
               <w:rPr>
@@ -642,17 +581,7 @@
           </w:p>
           <w:p>
             <w:pPr>
-              <w:rPr>
-                <w:rFonts w:ascii="Calibri" w:hAnsi="Calibri" w:cs="Calibri"/>
-                <w:b/>
-                <w:bCs/>
-                <w:color w:val="auto"/>
-                <w:sz w:val="22"/>
-              </w:rPr>
-            </w:pPr>
-          </w:p>
-          <w:p>
-            <w:pPr>
+              <w:jc w:val="both"/>
               <w:rPr>
                 <w:rFonts w:ascii="Calibri" w:hAnsi="Calibri" w:cs="Calibri"/>
                 <w:b/>
@@ -679,11 +608,32 @@
                 <w:color w:val="auto"/>
                 <w:sz w:val="22"/>
               </w:rPr>
-              <w:t>, University of KwaZulu-Natal, Pietermaritzburg, South Africa</w:t>
+              <w:t>, University of KwaZulu-Natal,</w:t>
+            </w:r>
+            <w:r>
+              <w:rPr>
+                <w:rFonts w:ascii="Calibri" w:hAnsi="Calibri" w:cs="Calibri"/>
+                <w:b/>
+                <w:bCs/>
+                <w:color w:val="auto"/>
+                <w:sz w:val="22"/>
+              </w:rPr>
+              <w:t xml:space="preserve"> </w:t>
+            </w:r>
+            <w:r>
+              <w:rPr>
+                <w:rFonts w:ascii="Calibri" w:hAnsi="Calibri" w:cs="Calibri"/>
+                <w:b/>
+                <w:bCs/>
+                <w:color w:val="auto"/>
+                <w:sz w:val="22"/>
+              </w:rPr>
+              <w:t>Pietermaritzburg, South Africa</w:t>
             </w:r>
           </w:p>
           <w:p>
             <w:pPr>
+              <w:jc w:val="both"/>
               <w:rPr>
                 <w:rFonts w:ascii="Calibri" w:hAnsi="Calibri" w:cs="Calibri"/>
                 <w:color w:val="auto"/>
@@ -696,7 +646,23 @@
                 <w:color w:val="auto"/>
                 <w:sz w:val="22"/>
               </w:rPr>
-              <w:t>Start date: Mar 2022 – Graduati</w:t>
+              <w:t>Start date: Mar</w:t>
+            </w:r>
+            <w:r>
+              <w:rPr>
+                <w:rFonts w:ascii="Calibri" w:hAnsi="Calibri" w:cs="Calibri"/>
+                <w:color w:val="auto"/>
+                <w:sz w:val="22"/>
+              </w:rPr>
+              <w:t>ch</w:t>
+            </w:r>
+            <w:r>
+              <w:rPr>
+                <w:rFonts w:ascii="Calibri" w:hAnsi="Calibri" w:cs="Calibri"/>
+                <w:color w:val="auto"/>
+                <w:sz w:val="22"/>
+              </w:rPr>
+              <w:t xml:space="preserve"> 2022 – Graduati</w:t>
             </w:r>
             <w:r>
               <w:rPr>
@@ -725,15 +691,7 @@
           </w:p>
           <w:p>
             <w:pPr>
-              <w:rPr>
-                <w:rFonts w:ascii="Calibri" w:hAnsi="Calibri" w:cs="Calibri"/>
-                <w:color w:val="auto"/>
-                <w:sz w:val="22"/>
-              </w:rPr>
-            </w:pPr>
-          </w:p>
-          <w:p>
-            <w:pPr>
+              <w:jc w:val="both"/>
               <w:rPr>
                 <w:rFonts w:ascii="Calibri" w:hAnsi="Calibri" w:cs="Calibri"/>
                 <w:b/>
@@ -752,7 +710,6 @@
               </w:rPr>
               <w:t xml:space="preserve">National Senior Certificate, </w:t>
             </w:r>
-            <w:proofErr w:type="spellStart"/>
             <w:r>
               <w:rPr>
                 <w:rFonts w:ascii="Calibri" w:hAnsi="Calibri" w:cs="Calibri"/>
@@ -761,18 +718,7 @@
                 <w:color w:val="auto"/>
                 <w:sz w:val="22"/>
               </w:rPr>
-              <w:t>Raisethorpe</w:t>
-            </w:r>
-            <w:proofErr w:type="spellEnd"/>
-            <w:r>
-              <w:rPr>
-                <w:rFonts w:ascii="Calibri" w:hAnsi="Calibri" w:cs="Calibri"/>
-                <w:b/>
-                <w:bCs/>
-                <w:color w:val="auto"/>
-                <w:sz w:val="22"/>
-              </w:rPr>
-              <w:t xml:space="preserve"> Secondary School</w:t>
+              <w:t>Raisethorpe Secondary School</w:t>
             </w:r>
             <w:r>
               <w:rPr>
@@ -807,6 +753,7 @@
           </w:p>
           <w:p>
             <w:pPr>
+              <w:jc w:val="both"/>
               <w:rPr>
                 <w:rFonts w:ascii="Calibri" w:hAnsi="Calibri" w:cs="Calibri"/>
                 <w:color w:val="auto"/>
@@ -840,6 +787,7 @@
           </w:p>
           <w:p>
             <w:pPr>
+              <w:jc w:val="both"/>
               <w:rPr>
                 <w:rFonts w:ascii="Calibri" w:hAnsi="Calibri" w:cs="Calibri"/>
                 <w:color w:val="auto"/>
@@ -878,15 +826,6 @@
               </w:rPr>
               <w:t xml:space="preserve"> pass</w:t>
             </w:r>
-          </w:p>
-          <w:p>
-            <w:pPr>
-              <w:rPr>
-                <w:rFonts w:ascii="Calibri" w:hAnsi="Calibri" w:cs="Calibri"/>
-                <w:color w:val="auto"/>
-                <w:sz w:val="22"/>
-              </w:rPr>
-            </w:pPr>
           </w:p>
         </w:tc>
       </w:tr>
@@ -951,6 +890,7 @@
                 <w:ilvl w:val="0"/>
                 <w:numId w:val="0"/>
               </w:numPr>
+              <w:jc w:val="both"/>
               <w:rPr>
                 <w:rFonts w:ascii="Calibri" w:hAnsi="Calibri" w:cs="Calibri"/>
                 <w:color w:val="auto"/>
@@ -1007,22 +947,7 @@
                 <w:ilvl w:val="0"/>
                 <w:numId w:val="0"/>
               </w:numPr>
-              <w:rPr>
-                <w:rFonts w:ascii="Calibri" w:hAnsi="Calibri" w:cs="Calibri"/>
-                <w:b/>
-                <w:bCs/>
-                <w:color w:val="auto"/>
-                <w:sz w:val="22"/>
-              </w:rPr>
-            </w:pPr>
-          </w:p>
-          <w:p>
-            <w:pPr>
-              <w:pStyle w:val="ListBullet"/>
-              <w:numPr>
-                <w:ilvl w:val="0"/>
-                <w:numId w:val="0"/>
-              </w:numPr>
+              <w:jc w:val="both"/>
               <w:rPr>
                 <w:rFonts w:ascii="Calibri" w:hAnsi="Calibri" w:cs="Calibri"/>
                 <w:b/>
@@ -1057,61 +982,7 @@
                 <w:color w:val="auto"/>
                 <w:sz w:val="22"/>
               </w:rPr>
-              <w:t xml:space="preserve">Wing, Notepad++, </w:t>
-            </w:r>
-            <w:proofErr w:type="spellStart"/>
-            <w:r>
-              <w:rPr>
-                <w:rFonts w:ascii="Calibri" w:hAnsi="Calibri" w:cs="Calibri"/>
-                <w:color w:val="auto"/>
-                <w:sz w:val="22"/>
-              </w:rPr>
-              <w:t>JGrasp</w:t>
-            </w:r>
-            <w:proofErr w:type="spellEnd"/>
-            <w:r>
-              <w:rPr>
-                <w:rFonts w:ascii="Calibri" w:hAnsi="Calibri" w:cs="Calibri"/>
-                <w:color w:val="auto"/>
-                <w:sz w:val="22"/>
-              </w:rPr>
-              <w:t xml:space="preserve">, Eclipse, </w:t>
-            </w:r>
-            <w:proofErr w:type="spellStart"/>
-            <w:r>
-              <w:rPr>
-                <w:rFonts w:ascii="Calibri" w:hAnsi="Calibri" w:cs="Calibri"/>
-                <w:color w:val="auto"/>
-                <w:sz w:val="22"/>
-              </w:rPr>
-              <w:t>Clion</w:t>
-            </w:r>
-            <w:proofErr w:type="spellEnd"/>
-            <w:r>
-              <w:rPr>
-                <w:rFonts w:ascii="Calibri" w:hAnsi="Calibri" w:cs="Calibri"/>
-                <w:color w:val="auto"/>
-                <w:sz w:val="22"/>
-              </w:rPr>
-              <w:t xml:space="preserve">, SQLSMS19, Visual Studio, Google </w:t>
-            </w:r>
-            <w:proofErr w:type="spellStart"/>
-            <w:r>
-              <w:rPr>
-                <w:rFonts w:ascii="Calibri" w:hAnsi="Calibri" w:cs="Calibri"/>
-                <w:color w:val="auto"/>
-                <w:sz w:val="22"/>
-              </w:rPr>
-              <w:t>Colab</w:t>
-            </w:r>
-            <w:proofErr w:type="spellEnd"/>
-            <w:r>
-              <w:rPr>
-                <w:rFonts w:ascii="Calibri" w:hAnsi="Calibri" w:cs="Calibri"/>
-                <w:color w:val="auto"/>
-                <w:sz w:val="22"/>
-              </w:rPr>
-              <w:t>, Intell</w:t>
+              <w:t>Wing, Notepad++, JGrasp, Eclipse, Clion, SQLSMS19, Visual Studio, Google Colab, Intell</w:t>
             </w:r>
             <w:r>
               <w:rPr>
@@ -1143,18 +1014,8 @@
                 <w:color w:val="auto"/>
                 <w:sz w:val="22"/>
               </w:rPr>
-              <w:t xml:space="preserve">, ASP.NET, </w:t>
+              <w:t>, ASP.NET, PowerBI</w:t>
             </w:r>
-            <w:proofErr w:type="spellStart"/>
-            <w:r>
-              <w:rPr>
-                <w:rFonts w:ascii="Calibri" w:hAnsi="Calibri" w:cs="Calibri"/>
-                <w:color w:val="auto"/>
-                <w:sz w:val="22"/>
-              </w:rPr>
-              <w:t>PowerBI</w:t>
-            </w:r>
-            <w:proofErr w:type="spellEnd"/>
             <w:r>
               <w:rPr>
                 <w:rFonts w:ascii="Calibri" w:hAnsi="Calibri" w:cs="Calibri"/>
@@ -1171,22 +1032,7 @@
                 <w:ilvl w:val="0"/>
                 <w:numId w:val="0"/>
               </w:numPr>
-              <w:rPr>
-                <w:rFonts w:ascii="Calibri" w:hAnsi="Calibri" w:cs="Calibri"/>
-                <w:b/>
-                <w:bCs/>
-                <w:color w:val="auto"/>
-                <w:sz w:val="22"/>
-              </w:rPr>
-            </w:pPr>
-          </w:p>
-          <w:p>
-            <w:pPr>
-              <w:pStyle w:val="ListBullet"/>
-              <w:numPr>
-                <w:ilvl w:val="0"/>
-                <w:numId w:val="0"/>
-              </w:numPr>
+              <w:jc w:val="both"/>
               <w:rPr>
                 <w:rFonts w:ascii="Calibri" w:hAnsi="Calibri" w:cs="Calibri"/>
                 <w:color w:val="auto"/>
@@ -1357,6 +1203,7 @@
           </w:tcPr>
           <w:p>
             <w:pPr>
+              <w:jc w:val="both"/>
               <w:rPr>
                 <w:rFonts w:ascii="Calibri" w:hAnsi="Calibri" w:cs="Calibri"/>
                 <w:b/>
@@ -1438,6 +1285,7 @@
           </w:p>
           <w:p>
             <w:pPr>
+              <w:jc w:val="both"/>
               <w:rPr>
                 <w:rFonts w:ascii="Calibri" w:hAnsi="Calibri" w:cs="Calibri"/>
                 <w:b/>
@@ -1465,10 +1313,12 @@
           </w:p>
           <w:p>
             <w:pPr>
+              <w:jc w:val="both"/>
               <w:rPr>
                 <w:rFonts w:ascii="Calibri" w:hAnsi="Calibri" w:cs="Calibri"/>
                 <w:color w:val="auto"/>
                 <w:sz w:val="22"/>
+                <w:lang w:val="en-ZA"/>
               </w:rPr>
             </w:pPr>
             <w:r>
@@ -1509,7 +1359,7 @@
                 <w:color w:val="auto"/>
                 <w:sz w:val="22"/>
               </w:rPr>
-              <w:t>Guided students through debugging, code design and algorithm implementation; prepared and ran hands</w:t>
+              <w:t>Guided students through debugging, code design and algorithm implementation</w:t>
             </w:r>
             <w:r>
               <w:rPr>
@@ -1517,26 +1367,35 @@
                 <w:color w:val="auto"/>
                 <w:sz w:val="22"/>
               </w:rPr>
-              <w:noBreakHyphen/>
-              <w:t>on lab exercises</w:t>
+              <w:t xml:space="preserve">. </w:t>
             </w:r>
             <w:r>
               <w:rPr>
                 <w:rFonts w:ascii="Calibri" w:hAnsi="Calibri" w:cs="Calibri"/>
                 <w:color w:val="auto"/>
                 <w:sz w:val="22"/>
+                <w:lang w:val="en-ZA"/>
               </w:rPr>
-              <w:t>.</w:t>
+              <w:t>Delivered structured lab sessions improving programming comprehension and performance.</w:t>
             </w:r>
-          </w:p>
-          <w:p>
-            <w:pPr>
+            <w:r>
               <w:rPr>
                 <w:rFonts w:ascii="Calibri" w:hAnsi="Calibri" w:cs="Calibri"/>
                 <w:color w:val="auto"/>
                 <w:sz w:val="22"/>
+                <w:lang w:val="en-ZA"/>
               </w:rPr>
-            </w:pPr>
+              <w:t xml:space="preserve"> </w:t>
+            </w:r>
+            <w:r>
+              <w:rPr>
+                <w:rFonts w:ascii="Calibri" w:hAnsi="Calibri" w:cs="Calibri"/>
+                <w:color w:val="auto"/>
+                <w:sz w:val="22"/>
+                <w:lang w:val="en-ZA"/>
+              </w:rPr>
+              <w:t>Provided individual academic support to strengthen foundational coding skills.</w:t>
+            </w:r>
           </w:p>
         </w:tc>
       </w:tr>
@@ -1596,9 +1455,11 @@
           </w:tcPr>
           <w:p>
             <w:pPr>
+              <w:jc w:val="both"/>
               <w:rPr>
                 <w:rFonts w:ascii="Calibri" w:hAnsi="Calibri" w:cs="Calibri"/>
                 <w:b/>
+                <w:bCs/>
                 <w:color w:val="auto"/>
                 <w:sz w:val="22"/>
               </w:rPr>
@@ -1620,27 +1481,7 @@
                 <w:color w:val="auto"/>
                 <w:sz w:val="22"/>
               </w:rPr>
-              <w:t xml:space="preserve">oint of Sales system for </w:t>
-            </w:r>
-            <w:proofErr w:type="spellStart"/>
-            <w:r>
-              <w:rPr>
-                <w:rFonts w:ascii="Calibri" w:hAnsi="Calibri" w:cs="Calibri"/>
-                <w:b/>
-                <w:color w:val="auto"/>
-                <w:sz w:val="22"/>
-              </w:rPr>
-              <w:t>Townbush</w:t>
-            </w:r>
-            <w:proofErr w:type="spellEnd"/>
-            <w:r>
-              <w:rPr>
-                <w:rFonts w:ascii="Calibri" w:hAnsi="Calibri" w:cs="Calibri"/>
-                <w:b/>
-                <w:color w:val="auto"/>
-                <w:sz w:val="22"/>
-              </w:rPr>
-              <w:t xml:space="preserve"> Pharmacy</w:t>
+              <w:t>oint of Sales system for Townbush Pharmacy</w:t>
             </w:r>
             <w:r>
               <w:rPr>
@@ -1684,9 +1525,104 @@
           </w:p>
           <w:p>
             <w:pPr>
+              <w:jc w:val="both"/>
               <w:rPr>
                 <w:rFonts w:ascii="Calibri" w:hAnsi="Calibri" w:cs="Calibri"/>
                 <w:b/>
+                <w:i/>
+                <w:iCs/>
+                <w:color w:val="auto"/>
+                <w:sz w:val="22"/>
+              </w:rPr>
+            </w:pPr>
+            <w:r>
+              <w:rPr>
+                <w:rFonts w:ascii="Calibri" w:hAnsi="Calibri" w:cs="Calibri"/>
+                <w:b/>
+                <w:bCs/>
+                <w:i/>
+                <w:iCs/>
+                <w:color w:val="auto"/>
+                <w:sz w:val="22"/>
+              </w:rPr>
+              <w:t>Tech: C#, ASP.NET, SQL Server</w:t>
+            </w:r>
+          </w:p>
+          <w:p>
+            <w:pPr>
+              <w:pStyle w:val="ListParagraph"/>
+              <w:numPr>
+                <w:ilvl w:val="0"/>
+                <w:numId w:val="32"/>
+              </w:numPr>
+              <w:jc w:val="both"/>
+              <w:rPr>
+                <w:rFonts w:ascii="Calibri" w:hAnsi="Calibri" w:cs="Calibri"/>
+                <w:bCs/>
+                <w:color w:val="auto"/>
+                <w:sz w:val="22"/>
+                <w:lang w:val="en-ZA"/>
+              </w:rPr>
+            </w:pPr>
+            <w:r>
+              <w:rPr>
+                <w:rFonts w:ascii="Calibri" w:hAnsi="Calibri" w:cs="Calibri"/>
+                <w:bCs/>
+                <w:color w:val="auto"/>
+                <w:sz w:val="22"/>
+                <w:lang w:val="en-ZA"/>
+              </w:rPr>
+              <w:t xml:space="preserve">Developed a secure full-stack POS system with authentication, cart functionality, and transaction processing. </w:t>
+            </w:r>
+          </w:p>
+          <w:p>
+            <w:pPr>
+              <w:pStyle w:val="ListParagraph"/>
+              <w:numPr>
+                <w:ilvl w:val="0"/>
+                <w:numId w:val="32"/>
+              </w:numPr>
+              <w:jc w:val="both"/>
+              <w:rPr>
+                <w:rFonts w:ascii="Calibri" w:hAnsi="Calibri" w:cs="Calibri"/>
+                <w:bCs/>
+                <w:color w:val="auto"/>
+                <w:sz w:val="22"/>
+                <w:lang w:val="en-ZA"/>
+              </w:rPr>
+            </w:pPr>
+            <w:r>
+              <w:rPr>
+                <w:rFonts w:ascii="Calibri" w:hAnsi="Calibri" w:cs="Calibri"/>
+                <w:bCs/>
+                <w:color w:val="auto"/>
+                <w:sz w:val="22"/>
+                <w:lang w:val="en-ZA"/>
+              </w:rPr>
+              <w:t>D</w:t>
+            </w:r>
+            <w:r>
+              <w:rPr>
+                <w:rFonts w:ascii="Calibri" w:hAnsi="Calibri" w:cs="Calibri"/>
+                <w:bCs/>
+                <w:color w:val="auto"/>
+                <w:sz w:val="22"/>
+                <w:lang w:val="en-ZA"/>
+              </w:rPr>
+              <w:t xml:space="preserve">esigned and implemented a normalized SQL database for inventory and sales management. </w:t>
+            </w:r>
+          </w:p>
+          <w:p>
+            <w:pPr>
+              <w:pStyle w:val="ListParagraph"/>
+              <w:numPr>
+                <w:ilvl w:val="0"/>
+                <w:numId w:val="32"/>
+              </w:numPr>
+              <w:jc w:val="both"/>
+              <w:rPr>
+                <w:rFonts w:ascii="Calibri" w:hAnsi="Calibri" w:cs="Calibri"/>
+                <w:bCs/>
                 <w:color w:val="auto"/>
                 <w:sz w:val="22"/>
               </w:rPr>
@@ -1697,22 +1633,14 @@
                 <w:bCs/>
                 <w:color w:val="auto"/>
                 <w:sz w:val="22"/>
+                <w:lang w:val="en-ZA"/>
               </w:rPr>
-              <w:t>Built a secure full-stack web application with authentication, shopping cart, and payment workflow. Designed optimized SQL database for inventory and transactions.</w:t>
+              <w:t>Optimised database queries to improve system performance and efficiency.</w:t>
             </w:r>
           </w:p>
           <w:p>
             <w:pPr>
-              <w:rPr>
-                <w:rFonts w:ascii="Calibri" w:hAnsi="Calibri" w:cs="Calibri"/>
-                <w:b/>
-                <w:color w:val="auto"/>
-                <w:sz w:val="22"/>
-              </w:rPr>
-            </w:pPr>
-          </w:p>
-          <w:p>
-            <w:pPr>
+              <w:jc w:val="both"/>
               <w:rPr>
                 <w:rFonts w:ascii="Calibri" w:hAnsi="Calibri" w:cs="Calibri"/>
                 <w:b/>
@@ -1777,9 +1705,67 @@
           </w:p>
           <w:p>
             <w:pPr>
+              <w:jc w:val="both"/>
+              <w:rPr>
+                <w:rFonts w:ascii="Calibri" w:hAnsi="Calibri" w:cs="Calibri"/>
+                <w:bCs/>
+                <w:i/>
+                <w:iCs/>
+                <w:color w:val="auto"/>
+                <w:sz w:val="22"/>
+              </w:rPr>
+            </w:pPr>
+            <w:r>
               <w:rPr>
                 <w:rFonts w:ascii="Calibri" w:hAnsi="Calibri" w:cs="Calibri"/>
                 <w:b/>
+                <w:i/>
+                <w:iCs/>
+                <w:color w:val="auto"/>
+                <w:sz w:val="22"/>
+              </w:rPr>
+              <w:t>Tech: C++</w:t>
+            </w:r>
+          </w:p>
+          <w:p>
+            <w:pPr>
+              <w:pStyle w:val="ListParagraph"/>
+              <w:numPr>
+                <w:ilvl w:val="0"/>
+                <w:numId w:val="33"/>
+              </w:numPr>
+              <w:jc w:val="both"/>
+              <w:rPr>
+                <w:rFonts w:ascii="Calibri" w:hAnsi="Calibri" w:cs="Calibri"/>
+                <w:bCs/>
+                <w:color w:val="auto"/>
+                <w:sz w:val="22"/>
+                <w:lang w:val="en-ZA"/>
+              </w:rPr>
+            </w:pPr>
+            <w:r>
+              <w:rPr>
+                <w:rFonts w:ascii="Calibri" w:hAnsi="Calibri" w:cs="Calibri"/>
+                <w:bCs/>
+                <w:color w:val="auto"/>
+                <w:sz w:val="22"/>
+                <w:lang w:val="en-ZA"/>
+              </w:rPr>
+              <w:t xml:space="preserve">Led development of an interactive educational game with difficulty levels and timers. </w:t>
+            </w:r>
+          </w:p>
+          <w:p>
+            <w:pPr>
+              <w:pStyle w:val="ListParagraph"/>
+              <w:numPr>
+                <w:ilvl w:val="0"/>
+                <w:numId w:val="33"/>
+              </w:numPr>
+              <w:jc w:val="both"/>
+              <w:rPr>
+                <w:rFonts w:ascii="Calibri" w:hAnsi="Calibri" w:cs="Calibri"/>
+                <w:b/>
+                <w:bCs/>
                 <w:color w:val="auto"/>
                 <w:sz w:val="22"/>
               </w:rPr>
@@ -1790,26 +1776,17 @@
                 <w:bCs/>
                 <w:color w:val="auto"/>
                 <w:sz w:val="22"/>
+                <w:lang w:val="en-ZA"/>
               </w:rPr>
-              <w:t>Led development of an interactive quiz + word-search game with difficulty levels, timers, and random question generation. Built modular, scalable C++ logic.</w:t>
+              <w:t>Implemented modular and scalable logic for quiz generation and gameplay mechanics.</w:t>
             </w:r>
           </w:p>
           <w:p>
             <w:pPr>
+              <w:jc w:val="both"/>
               <w:rPr>
                 <w:rFonts w:ascii="Calibri" w:hAnsi="Calibri" w:cs="Calibri"/>
                 <w:b/>
-                <w:bCs/>
-                <w:color w:val="auto"/>
-                <w:sz w:val="22"/>
-                <w:lang w:val="en-ZA"/>
-              </w:rPr>
-            </w:pPr>
-          </w:p>
-          <w:p>
-            <w:pPr>
-              <w:rPr>
-                <w:rFonts w:ascii="Calibri" w:hAnsi="Calibri" w:cs="Calibri"/>
                 <w:bCs/>
                 <w:color w:val="auto"/>
                 <w:sz w:val="22"/>
@@ -1823,7 +1800,7 @@
                 <w:color w:val="auto"/>
                 <w:sz w:val="22"/>
               </w:rPr>
-              <w:t>A Model for Network Traffic Classification of 5G Networks for QoS</w:t>
+              <w:t>Network Traffic Classification of 5G Networks for QoS</w:t>
             </w:r>
             <w:r>
               <w:rPr>
@@ -1843,29 +1820,7 @@
                 <w:color w:val="auto"/>
                 <w:sz w:val="22"/>
               </w:rPr>
-              <w:t xml:space="preserve">Improvement (Research Paper &amp; </w:t>
-            </w:r>
-            <w:proofErr w:type="spellStart"/>
-            <w:r>
-              <w:rPr>
-                <w:rFonts w:ascii="Calibri" w:hAnsi="Calibri" w:cs="Calibri"/>
-                <w:b/>
-                <w:bCs/>
-                <w:color w:val="auto"/>
-                <w:sz w:val="22"/>
-              </w:rPr>
-              <w:t>Honours</w:t>
-            </w:r>
-            <w:proofErr w:type="spellEnd"/>
-            <w:r>
-              <w:rPr>
-                <w:rFonts w:ascii="Calibri" w:hAnsi="Calibri" w:cs="Calibri"/>
-                <w:b/>
-                <w:bCs/>
-                <w:color w:val="auto"/>
-                <w:sz w:val="22"/>
-              </w:rPr>
-              <w:t xml:space="preserve"> Research</w:t>
+              <w:t>Improvement (Honours Research</w:t>
             </w:r>
             <w:r>
               <w:rPr>
@@ -1887,10 +1842,37 @@
               </w:rPr>
               <w:t>)</w:t>
             </w:r>
+          </w:p>
+          <w:p>
+            <w:pPr>
+              <w:jc w:val="both"/>
+              <w:rPr>
+                <w:rFonts w:ascii="Calibri" w:hAnsi="Calibri" w:cs="Calibri"/>
+                <w:bCs/>
+                <w:i/>
+                <w:iCs/>
+                <w:color w:val="auto"/>
+                <w:sz w:val="22"/>
+              </w:rPr>
+            </w:pPr>
+            <w:r>
+              <w:rPr>
+                <w:rFonts w:ascii="Calibri" w:hAnsi="Calibri" w:cs="Calibri"/>
+                <w:b/>
+                <w:bCs/>
+                <w:i/>
+                <w:iCs/>
+                <w:color w:val="auto"/>
+                <w:sz w:val="22"/>
+              </w:rPr>
+              <w:t>Tech: Python, Pandas, Scikit-Learn</w:t>
+            </w:r>
             <w:r>
               <w:rPr>
                 <w:rFonts w:ascii="Calibri" w:hAnsi="Calibri" w:cs="Calibri"/>
                 <w:bCs/>
+                <w:i/>
+                <w:iCs/>
                 <w:color w:val="auto"/>
                 <w:sz w:val="22"/>
               </w:rPr>
@@ -1899,6 +1881,95 @@
           </w:p>
           <w:p>
             <w:pPr>
+              <w:pStyle w:val="ListParagraph"/>
+              <w:numPr>
+                <w:ilvl w:val="0"/>
+                <w:numId w:val="34"/>
+              </w:numPr>
+              <w:jc w:val="both"/>
+              <w:rPr>
+                <w:rFonts w:ascii="Calibri" w:hAnsi="Calibri" w:cs="Calibri"/>
+                <w:bCs/>
+                <w:color w:val="auto"/>
+                <w:sz w:val="22"/>
+                <w:lang w:val="en-ZA"/>
+              </w:rPr>
+            </w:pPr>
+            <w:r>
+              <w:rPr>
+                <w:rFonts w:ascii="Calibri" w:hAnsi="Calibri" w:cs="Calibri"/>
+                <w:bCs/>
+                <w:color w:val="auto"/>
+                <w:sz w:val="22"/>
+                <w:lang w:val="en-ZA"/>
+              </w:rPr>
+              <w:t>Developed a supervised machine learning model to classify network traffic using flow-based features.</w:t>
+            </w:r>
+            <w:r>
+              <w:rPr>
+                <w:rFonts w:ascii="Calibri" w:hAnsi="Calibri" w:cs="Calibri"/>
+                <w:bCs/>
+                <w:color w:val="auto"/>
+                <w:sz w:val="22"/>
+                <w:lang w:val="en-ZA"/>
+              </w:rPr>
+              <w:t xml:space="preserve"> </w:t>
+            </w:r>
+            <w:r>
+              <w:rPr>
+                <w:rFonts w:ascii="Calibri" w:hAnsi="Calibri" w:cs="Calibri"/>
+                <w:bCs/>
+                <w:color w:val="auto"/>
+                <w:sz w:val="22"/>
+                <w:lang w:val="en-ZA"/>
+              </w:rPr>
+              <w:t xml:space="preserve">Improved Quality of Service (QoS) decision-making through accurate traffic classification. </w:t>
+            </w:r>
+          </w:p>
+          <w:p>
+            <w:pPr>
+              <w:pStyle w:val="ListParagraph"/>
+              <w:numPr>
+                <w:ilvl w:val="0"/>
+                <w:numId w:val="34"/>
+              </w:numPr>
+              <w:jc w:val="both"/>
+              <w:rPr>
+                <w:rFonts w:ascii="Calibri" w:hAnsi="Calibri" w:cs="Calibri"/>
+                <w:bCs/>
+                <w:color w:val="auto"/>
+                <w:sz w:val="22"/>
+              </w:rPr>
+            </w:pPr>
+            <w:r>
+              <w:rPr>
+                <w:rFonts w:ascii="Calibri" w:hAnsi="Calibri" w:cs="Calibri"/>
+                <w:bCs/>
+                <w:color w:val="auto"/>
+                <w:sz w:val="22"/>
+                <w:lang w:val="en-ZA"/>
+              </w:rPr>
+              <w:t>Conducted data preprocessing, feature extraction, and model evaluation.</w:t>
+            </w:r>
+            <w:r>
+              <w:rPr>
+                <w:rFonts w:ascii="Calibri" w:hAnsi="Calibri" w:cs="Calibri"/>
+                <w:bCs/>
+                <w:color w:val="auto"/>
+                <w:sz w:val="22"/>
+                <w:lang w:val="en-ZA"/>
+              </w:rPr>
+              <w:t xml:space="preserve"> </w:t>
+            </w:r>
+          </w:p>
+          <w:p>
+            <w:pPr>
+              <w:pStyle w:val="ListParagraph"/>
+              <w:numPr>
+                <w:ilvl w:val="0"/>
+                <w:numId w:val="34"/>
+              </w:numPr>
+              <w:jc w:val="both"/>
               <w:rPr>
                 <w:rFonts w:ascii="Calibri" w:hAnsi="Calibri" w:cs="Calibri"/>
                 <w:bCs/>
@@ -1913,94 +1984,12 @@
                 <w:color w:val="auto"/>
                 <w:sz w:val="22"/>
               </w:rPr>
-              <w:t xml:space="preserve">Developed a supervised ML model using flow-level features to enhance QoS in 5G networks. </w:t>
-            </w:r>
-            <w:r>
-              <w:rPr>
-                <w:rFonts w:ascii="Calibri" w:hAnsi="Calibri" w:cs="Calibri"/>
-                <w:bCs/>
-                <w:color w:val="auto"/>
-                <w:sz w:val="22"/>
-              </w:rPr>
-              <w:t>Research paper to appear</w:t>
-            </w:r>
-            <w:r>
-              <w:rPr>
-                <w:rFonts w:ascii="Calibri" w:hAnsi="Calibri" w:cs="Calibri"/>
-                <w:bCs/>
-                <w:color w:val="auto"/>
-                <w:sz w:val="22"/>
-              </w:rPr>
-              <w:t xml:space="preserve"> in</w:t>
-            </w:r>
-            <w:r>
-              <w:rPr>
-                <w:rFonts w:ascii="Calibri" w:hAnsi="Calibri" w:cs="Calibri"/>
-                <w:bCs/>
-                <w:color w:val="auto"/>
-                <w:sz w:val="22"/>
-              </w:rPr>
-              <w:t xml:space="preserve"> </w:t>
-            </w:r>
-            <w:r>
-              <w:rPr>
-                <w:rFonts w:ascii="Calibri" w:hAnsi="Calibri" w:cs="Calibri"/>
-                <w:bCs/>
-                <w:color w:val="auto"/>
-                <w:sz w:val="22"/>
-              </w:rPr>
-              <w:t>The Indonesian Journal of Computer Science</w:t>
-            </w:r>
-            <w:r>
-              <w:rPr>
-                <w:rFonts w:ascii="Calibri" w:hAnsi="Calibri" w:cs="Calibri"/>
-                <w:bCs/>
-                <w:color w:val="auto"/>
-                <w:sz w:val="22"/>
-              </w:rPr>
-              <w:t xml:space="preserve">. </w:t>
+              <w:t xml:space="preserve">Delivered academic presentations within the School </w:t>
             </w:r>
           </w:p>
           <w:p>
             <w:pPr>
-              <w:rPr>
-                <w:rFonts w:ascii="Calibri" w:hAnsi="Calibri" w:cs="Calibri"/>
-                <w:bCs/>
-                <w:color w:val="auto"/>
-                <w:sz w:val="22"/>
-              </w:rPr>
-            </w:pPr>
-            <w:r>
-              <w:rPr>
-                <w:rFonts w:ascii="Calibri" w:hAnsi="Calibri" w:cs="Calibri"/>
-                <w:bCs/>
-                <w:color w:val="auto"/>
-                <w:sz w:val="22"/>
-              </w:rPr>
-              <w:t>D</w:t>
-            </w:r>
-            <w:r>
-              <w:rPr>
-                <w:rFonts w:ascii="Calibri" w:hAnsi="Calibri" w:cs="Calibri"/>
-                <w:bCs/>
-                <w:color w:val="auto"/>
-                <w:sz w:val="22"/>
-              </w:rPr>
-              <w:t>elivered academic presentations within the School of Mathematics, Statistics &amp; Computer Science</w:t>
-            </w:r>
-          </w:p>
-          <w:p>
-            <w:pPr>
-              <w:rPr>
-                <w:rFonts w:ascii="Calibri" w:hAnsi="Calibri" w:cs="Calibri"/>
-                <w:bCs/>
-                <w:color w:val="auto"/>
-                <w:sz w:val="22"/>
-              </w:rPr>
-            </w:pPr>
-          </w:p>
-          <w:p>
-            <w:pPr>
+              <w:jc w:val="both"/>
               <w:rPr>
                 <w:rFonts w:ascii="Calibri" w:hAnsi="Calibri" w:cs="Calibri"/>
                 <w:bCs/>
@@ -2016,7 +2005,6 @@
                 <w:color w:val="auto"/>
                 <w:sz w:val="22"/>
               </w:rPr>
-              <w:lastRenderedPageBreak/>
               <w:t xml:space="preserve">Additional projects and assignments can be viewed on my GitHub profile: </w:t>
             </w:r>
             <w:hyperlink r:id="rId14" w:tgtFrame="_new" w:history="1">
@@ -2031,14 +2019,9 @@
                 <w:t>github.com/tomRiddle-the1st</w:t>
               </w:r>
             </w:hyperlink>
-          </w:p>
-          <w:p>
-            <w:pPr>
-              <w:rPr>
-                <w:rFonts w:ascii="Calibri" w:hAnsi="Calibri" w:cs="Calibri"/>
-                <w:sz w:val="22"/>
-              </w:rPr>
-            </w:pPr>
+            <w:r>
+              <w:t xml:space="preserve">. </w:t>
+            </w:r>
             <w:r>
               <w:rPr>
                 <w:rFonts w:ascii="Calibri" w:hAnsi="Calibri" w:cs="Calibri"/>
@@ -2060,17 +2043,6 @@
                 <w:t>tomriddle-the1st.github.io</w:t>
               </w:r>
             </w:hyperlink>
-          </w:p>
-          <w:p>
-            <w:pPr>
-              <w:rPr>
-                <w:rFonts w:ascii="Calibri" w:hAnsi="Calibri" w:cs="Calibri"/>
-                <w:bCs/>
-                <w:color w:val="auto"/>
-                <w:sz w:val="22"/>
-                <w:lang w:val="en-ZA"/>
-              </w:rPr>
-            </w:pPr>
           </w:p>
         </w:tc>
       </w:tr>
@@ -2100,6 +2072,158 @@
                 <w:szCs w:val="22"/>
               </w:rPr>
               <w:lastRenderedPageBreak/>
+              <w:t>Achievements</w:t>
+            </w:r>
+          </w:p>
+        </w:tc>
+        <w:tc>
+          <w:tcPr>
+            <w:tcW w:w="236" w:type="dxa"/>
+            <w:shd w:val="clear" w:color="auto" w:fill="C2E4EB" w:themeFill="accent6" w:themeFillTint="33"/>
+          </w:tcPr>
+          <w:p>
+            <w:pPr>
+              <w:tabs>
+                <w:tab w:val="left" w:pos="0"/>
+                <w:tab w:val="decimal" w:pos="5040"/>
+                <w:tab w:val="right" w:pos="9990"/>
+              </w:tabs>
+              <w:ind w:right="90"/>
+              <w:jc w:val="both"/>
+              <w:rPr>
+                <w:rFonts w:ascii="Calibri" w:hAnsi="Calibri" w:cs="Calibri"/>
+                <w:color w:val="auto"/>
+                <w:sz w:val="22"/>
+              </w:rPr>
+            </w:pPr>
+          </w:p>
+        </w:tc>
+        <w:tc>
+          <w:tcPr>
+            <w:tcW w:w="8686" w:type="dxa"/>
+          </w:tcPr>
+          <w:p>
+            <w:pPr>
+              <w:pStyle w:val="ListParagraph"/>
+              <w:numPr>
+                <w:ilvl w:val="0"/>
+                <w:numId w:val="35"/>
+              </w:numPr>
+              <w:jc w:val="both"/>
+              <w:rPr>
+                <w:rFonts w:ascii="Calibri" w:hAnsi="Calibri" w:cs="Calibri"/>
+                <w:color w:val="auto"/>
+                <w:sz w:val="22"/>
+                <w:lang w:val="en-ZA"/>
+              </w:rPr>
+            </w:pPr>
+            <w:r>
+              <w:rPr>
+                <w:rFonts w:ascii="Calibri" w:hAnsi="Calibri" w:cs="Calibri"/>
+                <w:color w:val="auto"/>
+                <w:sz w:val="22"/>
+                <w:lang w:val="en-ZA"/>
+              </w:rPr>
+              <w:t xml:space="preserve">Research paper accepted for publication in the </w:t>
+            </w:r>
+            <w:r>
+              <w:rPr>
+                <w:rFonts w:ascii="Calibri" w:hAnsi="Calibri" w:cs="Calibri"/>
+                <w:i/>
+                <w:iCs/>
+                <w:color w:val="auto"/>
+                <w:sz w:val="22"/>
+                <w:lang w:val="en-ZA"/>
+              </w:rPr>
+              <w:t>Indonesian Journal of Computer Science</w:t>
+            </w:r>
+            <w:r>
+              <w:rPr>
+                <w:rFonts w:ascii="Calibri" w:hAnsi="Calibri" w:cs="Calibri"/>
+                <w:color w:val="auto"/>
+                <w:sz w:val="22"/>
+                <w:lang w:val="en-ZA"/>
+              </w:rPr>
+              <w:t xml:space="preserve">. </w:t>
+            </w:r>
+          </w:p>
+          <w:p>
+            <w:pPr>
+              <w:pStyle w:val="ListParagraph"/>
+              <w:numPr>
+                <w:ilvl w:val="0"/>
+                <w:numId w:val="35"/>
+              </w:numPr>
+              <w:jc w:val="both"/>
+              <w:rPr>
+                <w:rFonts w:ascii="Calibri" w:hAnsi="Calibri" w:cs="Calibri"/>
+                <w:color w:val="auto"/>
+                <w:sz w:val="22"/>
+                <w:lang w:val="en-ZA"/>
+              </w:rPr>
+            </w:pPr>
+            <w:r>
+              <w:rPr>
+                <w:rFonts w:ascii="Calibri" w:hAnsi="Calibri" w:cs="Calibri"/>
+                <w:color w:val="auto"/>
+                <w:sz w:val="22"/>
+                <w:lang w:val="en-ZA"/>
+              </w:rPr>
+              <w:t xml:space="preserve">Successfully mentored and supported over 100+ students in programming modules. </w:t>
+            </w:r>
+          </w:p>
+          <w:p>
+            <w:pPr>
+              <w:pStyle w:val="ListParagraph"/>
+              <w:numPr>
+                <w:ilvl w:val="0"/>
+                <w:numId w:val="35"/>
+              </w:numPr>
+              <w:jc w:val="both"/>
+              <w:rPr>
+                <w:rFonts w:ascii="Calibri" w:hAnsi="Calibri" w:cs="Calibri"/>
+                <w:color w:val="auto"/>
+                <w:sz w:val="22"/>
+                <w:lang w:val="en-ZA"/>
+              </w:rPr>
+            </w:pPr>
+            <w:r>
+              <w:rPr>
+                <w:rFonts w:ascii="Calibri" w:hAnsi="Calibri" w:cs="Calibri"/>
+                <w:color w:val="auto"/>
+                <w:sz w:val="22"/>
+                <w:lang w:val="en-ZA"/>
+              </w:rPr>
+              <w:t>Developed multiple real-world academic software systems and ML models.</w:t>
+            </w:r>
+          </w:p>
+        </w:tc>
+      </w:tr>
+      <w:tr>
+        <w:trPr>
+          <w:trHeight w:val="890"/>
+        </w:trPr>
+        <w:tc>
+          <w:tcPr>
+            <w:tcW w:w="1710" w:type="dxa"/>
+          </w:tcPr>
+          <w:p>
+            <w:pPr>
+              <w:pStyle w:val="Heading2"/>
+              <w:rPr>
+                <w:rFonts w:ascii="Calibri" w:hAnsi="Calibri" w:cs="Calibri"/>
+                <w:color w:val="auto"/>
+                <w:sz w:val="22"/>
+                <w:szCs w:val="22"/>
+              </w:rPr>
+            </w:pPr>
+            <w:r>
+              <w:rPr>
+                <w:rFonts w:ascii="Calibri" w:hAnsi="Calibri" w:cs="Calibri"/>
+                <w:color w:val="auto"/>
+                <w:sz w:val="22"/>
+                <w:szCs w:val="22"/>
+              </w:rPr>
               <w:t>Strengths</w:t>
             </w:r>
           </w:p>
@@ -2117,6 +2241,7 @@
                 <w:tab w:val="right" w:pos="9990"/>
               </w:tabs>
               <w:ind w:right="90"/>
+              <w:jc w:val="both"/>
               <w:rPr>
                 <w:rFonts w:ascii="Calibri" w:hAnsi="Calibri" w:cs="Calibri"/>
                 <w:color w:val="auto"/>
@@ -2131,6 +2256,7 @@
           </w:tcPr>
           <w:p>
             <w:pPr>
+              <w:jc w:val="both"/>
               <w:rPr>
                 <w:rFonts w:ascii="Calibri" w:hAnsi="Calibri" w:cs="Calibri"/>
                 <w:color w:val="auto"/>
@@ -2150,6 +2276,7 @@
           </w:p>
           <w:p>
             <w:pPr>
+              <w:jc w:val="both"/>
               <w:rPr>
                 <w:rFonts w:ascii="Calibri" w:hAnsi="Calibri" w:cs="Calibri"/>
                 <w:color w:val="auto"/>
@@ -2169,6 +2296,7 @@
           </w:p>
           <w:p>
             <w:pPr>
+              <w:jc w:val="both"/>
               <w:rPr>
                 <w:rFonts w:ascii="Calibri" w:hAnsi="Calibri" w:cs="Calibri"/>
                 <w:color w:val="auto"/>
@@ -2188,6 +2316,7 @@
           </w:p>
           <w:p>
             <w:pPr>
+              <w:jc w:val="both"/>
               <w:rPr>
                 <w:rFonts w:ascii="Calibri" w:hAnsi="Calibri" w:cs="Calibri"/>
                 <w:color w:val="auto"/>
@@ -2206,6 +2335,7 @@
           </w:p>
           <w:p>
             <w:pPr>
+              <w:jc w:val="both"/>
               <w:rPr>
                 <w:rFonts w:ascii="Calibri" w:hAnsi="Calibri" w:cs="Calibri"/>
                 <w:color w:val="auto"/>
@@ -2272,6 +2402,7 @@
                 <w:rFonts w:ascii="Calibri" w:hAnsi="Calibri" w:cs="Calibri"/>
                 <w:color w:val="auto"/>
                 <w:sz w:val="22"/>
+                <w:lang w:val="en-ZA"/>
               </w:rPr>
             </w:pPr>
             <w:r>
@@ -2279,8 +2410,172 @@
                 <w:rFonts w:ascii="Calibri" w:hAnsi="Calibri" w:cs="Calibri"/>
                 <w:color w:val="auto"/>
                 <w:sz w:val="22"/>
+                <w:lang w:val="en-ZA"/>
               </w:rPr>
-              <w:t>Available on request</w:t>
+              <w:t>Mr P. T. Gounden – Principal, Raisethorpe Secondary School</w:t>
+            </w:r>
+            <w:r>
+              <w:rPr>
+                <w:rFonts w:ascii="Calibri" w:hAnsi="Calibri" w:cs="Calibri"/>
+                <w:color w:val="auto"/>
+                <w:sz w:val="22"/>
+                <w:lang w:val="en-ZA"/>
+              </w:rPr>
+              <w:br/>
+              <w:t>Contact: 071 345 1632</w:t>
+            </w:r>
+          </w:p>
+          <w:p>
+            <w:pPr>
+              <w:rPr>
+                <w:rFonts w:ascii="Calibri" w:hAnsi="Calibri" w:cs="Calibri"/>
+                <w:color w:val="auto"/>
+                <w:sz w:val="22"/>
+                <w:lang w:val="en-ZA"/>
+              </w:rPr>
+            </w:pPr>
+          </w:p>
+          <w:p>
+            <w:pPr>
+              <w:rPr>
+                <w:rFonts w:ascii="Calibri" w:hAnsi="Calibri" w:cs="Calibri"/>
+                <w:color w:val="auto"/>
+                <w:sz w:val="22"/>
+                <w:lang w:val="en-ZA"/>
+              </w:rPr>
+            </w:pPr>
+            <w:r>
+              <w:rPr>
+                <w:rFonts w:ascii="Calibri" w:hAnsi="Calibri" w:cs="Calibri"/>
+                <w:color w:val="auto"/>
+                <w:sz w:val="22"/>
+                <w:lang w:val="en-ZA"/>
+              </w:rPr>
+              <w:t>Mrs Rosanne Els – Lecturer, University of KwaZulu-Natal</w:t>
+            </w:r>
+            <w:r>
+              <w:rPr>
+                <w:rFonts w:ascii="Calibri" w:hAnsi="Calibri" w:cs="Calibri"/>
+                <w:color w:val="auto"/>
+                <w:sz w:val="22"/>
+                <w:lang w:val="en-ZA"/>
+              </w:rPr>
+              <w:br/>
+              <w:t>Contact: 065 335 5686</w:t>
+            </w:r>
+          </w:p>
+          <w:p>
+            <w:pPr>
+              <w:rPr>
+                <w:rFonts w:ascii="Calibri" w:hAnsi="Calibri" w:cs="Calibri"/>
+                <w:color w:val="auto"/>
+                <w:sz w:val="22"/>
+                <w:lang w:val="en-ZA"/>
+              </w:rPr>
+            </w:pPr>
+          </w:p>
+          <w:p>
+            <w:pPr>
+              <w:rPr>
+                <w:rFonts w:ascii="Calibri" w:hAnsi="Calibri" w:cs="Calibri"/>
+                <w:color w:val="auto"/>
+                <w:sz w:val="22"/>
+                <w:lang w:val="en-ZA"/>
+              </w:rPr>
+            </w:pPr>
+            <w:r>
+              <w:rPr>
+                <w:rFonts w:ascii="Calibri" w:hAnsi="Calibri" w:cs="Calibri"/>
+                <w:color w:val="auto"/>
+                <w:sz w:val="22"/>
+                <w:lang w:val="en-ZA"/>
+              </w:rPr>
+              <w:t>Mr Jean Vincent Fonou Dombeu – Lecturer</w:t>
+            </w:r>
+            <w:r>
+              <w:rPr>
+                <w:rFonts w:ascii="Calibri" w:hAnsi="Calibri" w:cs="Calibri"/>
+                <w:color w:val="auto"/>
+                <w:sz w:val="22"/>
+                <w:lang w:val="en-ZA"/>
+              </w:rPr>
+              <w:t>,</w:t>
+            </w:r>
+            <w:r>
+              <w:rPr>
+                <w:rFonts w:ascii="Calibri" w:hAnsi="Calibri" w:cs="Calibri"/>
+                <w:color w:val="auto"/>
+                <w:sz w:val="22"/>
+                <w:lang w:val="en-ZA"/>
+              </w:rPr>
+              <w:t xml:space="preserve"> University of KwaZulu-Natal</w:t>
+            </w:r>
+            <w:r>
+              <w:rPr>
+                <w:rFonts w:ascii="Calibri" w:hAnsi="Calibri" w:cs="Calibri"/>
+                <w:color w:val="auto"/>
+                <w:sz w:val="22"/>
+                <w:lang w:val="en-ZA"/>
+              </w:rPr>
+              <w:br/>
+              <w:t>Contact: 033 260 5644</w:t>
+            </w:r>
+          </w:p>
+          <w:p>
+            <w:pPr>
+              <w:rPr>
+                <w:rFonts w:ascii="Calibri" w:hAnsi="Calibri" w:cs="Calibri"/>
+                <w:color w:val="auto"/>
+                <w:sz w:val="22"/>
+                <w:lang w:val="en-ZA"/>
+              </w:rPr>
+            </w:pPr>
+          </w:p>
+          <w:p>
+            <w:pPr>
+              <w:rPr>
+                <w:rFonts w:ascii="Calibri" w:hAnsi="Calibri" w:cs="Calibri"/>
+                <w:color w:val="auto"/>
+                <w:sz w:val="22"/>
+                <w:lang w:val="en-ZA"/>
+              </w:rPr>
+            </w:pPr>
+            <w:r>
+              <w:rPr>
+                <w:rFonts w:ascii="Calibri" w:hAnsi="Calibri" w:cs="Calibri"/>
+                <w:color w:val="auto"/>
+                <w:sz w:val="22"/>
+                <w:lang w:val="en-ZA"/>
+              </w:rPr>
+              <w:t>Mr Okuthe Paul Kogeda – Lecturer</w:t>
+            </w:r>
+            <w:r>
+              <w:rPr>
+                <w:rFonts w:ascii="Calibri" w:hAnsi="Calibri" w:cs="Calibri"/>
+                <w:color w:val="auto"/>
+                <w:sz w:val="22"/>
+                <w:lang w:val="en-ZA"/>
+              </w:rPr>
+              <w:t xml:space="preserve"> </w:t>
+            </w:r>
+            <w:r>
+              <w:rPr>
+                <w:rFonts w:ascii="Calibri" w:hAnsi="Calibri" w:cs="Calibri"/>
+                <w:color w:val="auto"/>
+                <w:sz w:val="22"/>
+                <w:lang w:val="en-ZA"/>
+              </w:rPr>
+              <w:t>&amp; Honours Supervisor, University of KwaZulu-Natal</w:t>
+            </w:r>
+            <w:r>
+              <w:rPr>
+                <w:rFonts w:ascii="Calibri" w:hAnsi="Calibri" w:cs="Calibri"/>
+                <w:color w:val="auto"/>
+                <w:sz w:val="22"/>
+                <w:lang w:val="en-ZA"/>
+              </w:rPr>
+              <w:br/>
+              <w:t>Contact: 082 471 2799</w:t>
             </w:r>
           </w:p>
         </w:tc>
@@ -2563,7 +2858,7 @@
   <w:abstractNum w:abstractNumId="9" w15:restartNumberingAfterBreak="0">
     <w:nsid w:val="FFFFFF89"/>
     <w:multiLevelType w:val="singleLevel"/>
-    <w:tmpl w:val="E380455E"/>
+    <w:tmpl w:val="4C1AF4D0"/>
     <w:lvl w:ilvl="0">
       <w:start w:val="1"/>
       <w:numFmt w:val="bullet"/>
@@ -3482,6 +3777,119 @@
     </w:lvl>
   </w:abstractNum>
   <w:abstractNum w:abstractNumId="18" w15:restartNumberingAfterBreak="0">
+    <w:nsid w:val="2BF0459F"/>
+    <w:multiLevelType w:val="hybridMultilevel"/>
+    <w:tmpl w:val="3B105082"/>
+    <w:lvl w:ilvl="0" w:tplc="1C090001">
+      <w:start w:val="1"/>
+      <w:numFmt w:val="bullet"/>
+      <w:lvlText w:val=""/>
+      <w:lvlJc w:val="left"/>
+      <w:pPr>
+        <w:ind w:left="720" w:hanging="360"/>
+      </w:pPr>
+      <w:rPr>
+        <w:rFonts w:ascii="Symbol" w:hAnsi="Symbol" w:hint="default"/>
+      </w:rPr>
+    </w:lvl>
+    <w:lvl w:ilvl="1" w:tplc="1C090003" w:tentative="1">
+      <w:start w:val="1"/>
+      <w:numFmt w:val="bullet"/>
+      <w:lvlText w:val="o"/>
+      <w:lvlJc w:val="left"/>
+      <w:pPr>
+        <w:ind w:left="1440" w:hanging="360"/>
+      </w:pPr>
+      <w:rPr>
+        <w:rFonts w:ascii="Courier New" w:hAnsi="Courier New" w:cs="Courier New" w:hint="default"/>
+      </w:rPr>
+    </w:lvl>
+    <w:lvl w:ilvl="2" w:tplc="1C090005" w:tentative="1">
+      <w:start w:val="1"/>
+      <w:numFmt w:val="bullet"/>
+      <w:lvlText w:val=""/>
+      <w:lvlJc w:val="left"/>
+      <w:pPr>
+        <w:ind w:left="2160" w:hanging="360"/>
+      </w:pPr>
+      <w:rPr>
+        <w:rFonts w:ascii="Wingdings" w:hAnsi="Wingdings" w:hint="default"/>
+      </w:rPr>
+    </w:lvl>
+    <w:lvl w:ilvl="3" w:tplc="1C090001" w:tentative="1">
+      <w:start w:val="1"/>
+      <w:numFmt w:val="bullet"/>
+      <w:lvlText w:val=""/>
+      <w:lvlJc w:val="left"/>
+      <w:pPr>
+        <w:ind w:left="2880" w:hanging="360"/>
+      </w:pPr>
+      <w:rPr>
+        <w:rFonts w:ascii="Symbol" w:hAnsi="Symbol" w:hint="default"/>
+      </w:rPr>
+    </w:lvl>
+    <w:lvl w:ilvl="4" w:tplc="1C090003" w:tentative="1">
+      <w:start w:val="1"/>
+      <w:numFmt w:val="bullet"/>
+      <w:lvlText w:val="o"/>
+      <w:lvlJc w:val="left"/>
+      <w:pPr>
+        <w:ind w:left="3600" w:hanging="360"/>
+      </w:pPr>
+      <w:rPr>
+        <w:rFonts w:ascii="Courier New" w:hAnsi="Courier New" w:cs="Courier New" w:hint="default"/>
+      </w:rPr>
+    </w:lvl>
+    <w:lvl w:ilvl="5" w:tplc="1C090005" w:tentative="1">
+      <w:start w:val="1"/>
+      <w:numFmt w:val="bullet"/>
+      <w:lvlText w:val=""/>
+      <w:lvlJc w:val="left"/>
+      <w:pPr>
+        <w:ind w:left="4320" w:hanging="360"/>
+      </w:pPr>
+      <w:rPr>
+        <w:rFonts w:ascii="Wingdings" w:hAnsi="Wingdings" w:hint="default"/>
+      </w:rPr>
+    </w:lvl>
+    <w:lvl w:ilvl="6" w:tplc="1C090001" w:tentative="1">
+      <w:start w:val="1"/>
+      <w:numFmt w:val="bullet"/>
+      <w:lvlText w:val=""/>
+      <w:lvlJc w:val="left"/>
+      <w:pPr>
+        <w:ind w:left="5040" w:hanging="360"/>
+      </w:pPr>
+      <w:rPr>
+        <w:rFonts w:ascii="Symbol" w:hAnsi="Symbol" w:hint="default"/>
+      </w:rPr>
+    </w:lvl>
+    <w:lvl w:ilvl="7" w:tplc="1C090003" w:tentative="1">
+      <w:start w:val="1"/>
+      <w:numFmt w:val="bullet"/>
+      <w:lvlText w:val="o"/>
+      <w:lvlJc w:val="left"/>
+      <w:pPr>
+        <w:ind w:left="5760" w:hanging="360"/>
+      </w:pPr>
+      <w:rPr>
+        <w:rFonts w:ascii="Courier New" w:hAnsi="Courier New" w:cs="Courier New" w:hint="default"/>
+      </w:rPr>
+    </w:lvl>
+    <w:lvl w:ilvl="8" w:tplc="1C090005" w:tentative="1">
+      <w:start w:val="1"/>
+      <w:numFmt w:val="bullet"/>
+      <w:lvlText w:val=""/>
+      <w:lvlJc w:val="left"/>
+      <w:pPr>
+        <w:ind w:left="6480" w:hanging="360"/>
+      </w:pPr>
+      <w:rPr>
+        <w:rFonts w:ascii="Wingdings" w:hAnsi="Wingdings" w:hint="default"/>
+      </w:rPr>
+    </w:lvl>
+  </w:abstractNum>
+  <w:abstractNum w:abstractNumId="19" w15:restartNumberingAfterBreak="0">
     <w:nsid w:val="2FD53757"/>
     <w:multiLevelType w:val="hybridMultilevel"/>
     <w:tmpl w:val="7092185A"/>
@@ -3594,7 +4002,7 @@
       </w:rPr>
     </w:lvl>
   </w:abstractNum>
-  <w:abstractNum w:abstractNumId="19" w15:restartNumberingAfterBreak="0">
+  <w:abstractNum w:abstractNumId="20" w15:restartNumberingAfterBreak="0">
     <w:nsid w:val="3328452A"/>
     <w:multiLevelType w:val="hybridMultilevel"/>
     <w:tmpl w:val="B7A25290"/>
@@ -3707,7 +4115,120 @@
       </w:rPr>
     </w:lvl>
   </w:abstractNum>
-  <w:abstractNum w:abstractNumId="20" w15:restartNumberingAfterBreak="0">
+  <w:abstractNum w:abstractNumId="21" w15:restartNumberingAfterBreak="0">
+    <w:nsid w:val="382E0DE3"/>
+    <w:multiLevelType w:val="hybridMultilevel"/>
+    <w:tmpl w:val="E012D1D8"/>
+    <w:lvl w:ilvl="0" w:tplc="1C090001">
+      <w:start w:val="1"/>
+      <w:numFmt w:val="bullet"/>
+      <w:lvlText w:val=""/>
+      <w:lvlJc w:val="left"/>
+      <w:pPr>
+        <w:ind w:left="720" w:hanging="360"/>
+      </w:pPr>
+      <w:rPr>
+        <w:rFonts w:ascii="Symbol" w:hAnsi="Symbol" w:hint="default"/>
+      </w:rPr>
+    </w:lvl>
+    <w:lvl w:ilvl="1" w:tplc="1C090003" w:tentative="1">
+      <w:start w:val="1"/>
+      <w:numFmt w:val="bullet"/>
+      <w:lvlText w:val="o"/>
+      <w:lvlJc w:val="left"/>
+      <w:pPr>
+        <w:ind w:left="1440" w:hanging="360"/>
+      </w:pPr>
+      <w:rPr>
+        <w:rFonts w:ascii="Courier New" w:hAnsi="Courier New" w:cs="Courier New" w:hint="default"/>
+      </w:rPr>
+    </w:lvl>
+    <w:lvl w:ilvl="2" w:tplc="1C090005" w:tentative="1">
+      <w:start w:val="1"/>
+      <w:numFmt w:val="bullet"/>
+      <w:lvlText w:val=""/>
+      <w:lvlJc w:val="left"/>
+      <w:pPr>
+        <w:ind w:left="2160" w:hanging="360"/>
+      </w:pPr>
+      <w:rPr>
+        <w:rFonts w:ascii="Wingdings" w:hAnsi="Wingdings" w:hint="default"/>
+      </w:rPr>
+    </w:lvl>
+    <w:lvl w:ilvl="3" w:tplc="1C090001" w:tentative="1">
+      <w:start w:val="1"/>
+      <w:numFmt w:val="bullet"/>
+      <w:lvlText w:val=""/>
+      <w:lvlJc w:val="left"/>
+      <w:pPr>
+        <w:ind w:left="2880" w:hanging="360"/>
+      </w:pPr>
+      <w:rPr>
+        <w:rFonts w:ascii="Symbol" w:hAnsi="Symbol" w:hint="default"/>
+      </w:rPr>
+    </w:lvl>
+    <w:lvl w:ilvl="4" w:tplc="1C090003" w:tentative="1">
+      <w:start w:val="1"/>
+      <w:numFmt w:val="bullet"/>
+      <w:lvlText w:val="o"/>
+      <w:lvlJc w:val="left"/>
+      <w:pPr>
+        <w:ind w:left="3600" w:hanging="360"/>
+      </w:pPr>
+      <w:rPr>
+        <w:rFonts w:ascii="Courier New" w:hAnsi="Courier New" w:cs="Courier New" w:hint="default"/>
+      </w:rPr>
+    </w:lvl>
+    <w:lvl w:ilvl="5" w:tplc="1C090005" w:tentative="1">
+      <w:start w:val="1"/>
+      <w:numFmt w:val="bullet"/>
+      <w:lvlText w:val=""/>
+      <w:lvlJc w:val="left"/>
+      <w:pPr>
+        <w:ind w:left="4320" w:hanging="360"/>
+      </w:pPr>
+      <w:rPr>
+        <w:rFonts w:ascii="Wingdings" w:hAnsi="Wingdings" w:hint="default"/>
+      </w:rPr>
+    </w:lvl>
+    <w:lvl w:ilvl="6" w:tplc="1C090001" w:tentative="1">
+      <w:start w:val="1"/>
+      <w:numFmt w:val="bullet"/>
+      <w:lvlText w:val=""/>
+      <w:lvlJc w:val="left"/>
+      <w:pPr>
+        <w:ind w:left="5040" w:hanging="360"/>
+      </w:pPr>
+      <w:rPr>
+        <w:rFonts w:ascii="Symbol" w:hAnsi="Symbol" w:hint="default"/>
+      </w:rPr>
+    </w:lvl>
+    <w:lvl w:ilvl="7" w:tplc="1C090003" w:tentative="1">
+      <w:start w:val="1"/>
+      <w:numFmt w:val="bullet"/>
+      <w:lvlText w:val="o"/>
+      <w:lvlJc w:val="left"/>
+      <w:pPr>
+        <w:ind w:left="5760" w:hanging="360"/>
+      </w:pPr>
+      <w:rPr>
+        <w:rFonts w:ascii="Courier New" w:hAnsi="Courier New" w:cs="Courier New" w:hint="default"/>
+      </w:rPr>
+    </w:lvl>
+    <w:lvl w:ilvl="8" w:tplc="1C090005" w:tentative="1">
+      <w:start w:val="1"/>
+      <w:numFmt w:val="bullet"/>
+      <w:lvlText w:val=""/>
+      <w:lvlJc w:val="left"/>
+      <w:pPr>
+        <w:ind w:left="6480" w:hanging="360"/>
+      </w:pPr>
+      <w:rPr>
+        <w:rFonts w:ascii="Wingdings" w:hAnsi="Wingdings" w:hint="default"/>
+      </w:rPr>
+    </w:lvl>
+  </w:abstractNum>
+  <w:abstractNum w:abstractNumId="22" w15:restartNumberingAfterBreak="0">
     <w:nsid w:val="39EA7F2F"/>
     <w:multiLevelType w:val="hybridMultilevel"/>
     <w:tmpl w:val="F288DD42"/>
@@ -3820,7 +4341,7 @@
       </w:rPr>
     </w:lvl>
   </w:abstractNum>
-  <w:abstractNum w:abstractNumId="21" w15:restartNumberingAfterBreak="0">
+  <w:abstractNum w:abstractNumId="23" w15:restartNumberingAfterBreak="0">
     <w:nsid w:val="3BD05B7F"/>
     <w:multiLevelType w:val="hybridMultilevel"/>
     <w:tmpl w:val="A7586994"/>
@@ -3933,7 +4454,120 @@
       </w:rPr>
     </w:lvl>
   </w:abstractNum>
-  <w:abstractNum w:abstractNumId="22" w15:restartNumberingAfterBreak="0">
+  <w:abstractNum w:abstractNumId="24" w15:restartNumberingAfterBreak="0">
+    <w:nsid w:val="448850E1"/>
+    <w:multiLevelType w:val="hybridMultilevel"/>
+    <w:tmpl w:val="36640EDE"/>
+    <w:lvl w:ilvl="0" w:tplc="1C090001">
+      <w:start w:val="1"/>
+      <w:numFmt w:val="bullet"/>
+      <w:lvlText w:val=""/>
+      <w:lvlJc w:val="left"/>
+      <w:pPr>
+        <w:ind w:left="720" w:hanging="360"/>
+      </w:pPr>
+      <w:rPr>
+        <w:rFonts w:ascii="Symbol" w:hAnsi="Symbol" w:hint="default"/>
+      </w:rPr>
+    </w:lvl>
+    <w:lvl w:ilvl="1" w:tplc="1C090003" w:tentative="1">
+      <w:start w:val="1"/>
+      <w:numFmt w:val="bullet"/>
+      <w:lvlText w:val="o"/>
+      <w:lvlJc w:val="left"/>
+      <w:pPr>
+        <w:ind w:left="1440" w:hanging="360"/>
+      </w:pPr>
+      <w:rPr>
+        <w:rFonts w:ascii="Courier New" w:hAnsi="Courier New" w:cs="Courier New" w:hint="default"/>
+      </w:rPr>
+    </w:lvl>
+    <w:lvl w:ilvl="2" w:tplc="1C090005" w:tentative="1">
+      <w:start w:val="1"/>
+      <w:numFmt w:val="bullet"/>
+      <w:lvlText w:val=""/>
+      <w:lvlJc w:val="left"/>
+      <w:pPr>
+        <w:ind w:left="2160" w:hanging="360"/>
+      </w:pPr>
+      <w:rPr>
+        <w:rFonts w:ascii="Wingdings" w:hAnsi="Wingdings" w:hint="default"/>
+      </w:rPr>
+    </w:lvl>
+    <w:lvl w:ilvl="3" w:tplc="1C090001" w:tentative="1">
+      <w:start w:val="1"/>
+      <w:numFmt w:val="bullet"/>
+      <w:lvlText w:val=""/>
+      <w:lvlJc w:val="left"/>
+      <w:pPr>
+        <w:ind w:left="2880" w:hanging="360"/>
+      </w:pPr>
+      <w:rPr>
+        <w:rFonts w:ascii="Symbol" w:hAnsi="Symbol" w:hint="default"/>
+      </w:rPr>
+    </w:lvl>
+    <w:lvl w:ilvl="4" w:tplc="1C090003" w:tentative="1">
+      <w:start w:val="1"/>
+      <w:numFmt w:val="bullet"/>
+      <w:lvlText w:val="o"/>
+      <w:lvlJc w:val="left"/>
+      <w:pPr>
+        <w:ind w:left="3600" w:hanging="360"/>
+      </w:pPr>
+      <w:rPr>
+        <w:rFonts w:ascii="Courier New" w:hAnsi="Courier New" w:cs="Courier New" w:hint="default"/>
+      </w:rPr>
+    </w:lvl>
+    <w:lvl w:ilvl="5" w:tplc="1C090005" w:tentative="1">
+      <w:start w:val="1"/>
+      <w:numFmt w:val="bullet"/>
+      <w:lvlText w:val=""/>
+      <w:lvlJc w:val="left"/>
+      <w:pPr>
+        <w:ind w:left="4320" w:hanging="360"/>
+      </w:pPr>
+      <w:rPr>
+        <w:rFonts w:ascii="Wingdings" w:hAnsi="Wingdings" w:hint="default"/>
+      </w:rPr>
+    </w:lvl>
+    <w:lvl w:ilvl="6" w:tplc="1C090001" w:tentative="1">
+      <w:start w:val="1"/>
+      <w:numFmt w:val="bullet"/>
+      <w:lvlText w:val=""/>
+      <w:lvlJc w:val="left"/>
+      <w:pPr>
+        <w:ind w:left="5040" w:hanging="360"/>
+      </w:pPr>
+      <w:rPr>
+        <w:rFonts w:ascii="Symbol" w:hAnsi="Symbol" w:hint="default"/>
+      </w:rPr>
+    </w:lvl>
+    <w:lvl w:ilvl="7" w:tplc="1C090003" w:tentative="1">
+      <w:start w:val="1"/>
+      <w:numFmt w:val="bullet"/>
+      <w:lvlText w:val="o"/>
+      <w:lvlJc w:val="left"/>
+      <w:pPr>
+        <w:ind w:left="5760" w:hanging="360"/>
+      </w:pPr>
+      <w:rPr>
+        <w:rFonts w:ascii="Courier New" w:hAnsi="Courier New" w:cs="Courier New" w:hint="default"/>
+      </w:rPr>
+    </w:lvl>
+    <w:lvl w:ilvl="8" w:tplc="1C090005" w:tentative="1">
+      <w:start w:val="1"/>
+      <w:numFmt w:val="bullet"/>
+      <w:lvlText w:val=""/>
+      <w:lvlJc w:val="left"/>
+      <w:pPr>
+        <w:ind w:left="6480" w:hanging="360"/>
+      </w:pPr>
+      <w:rPr>
+        <w:rFonts w:ascii="Wingdings" w:hAnsi="Wingdings" w:hint="default"/>
+      </w:rPr>
+    </w:lvl>
+  </w:abstractNum>
+  <w:abstractNum w:abstractNumId="25" w15:restartNumberingAfterBreak="0">
     <w:nsid w:val="465B5F2A"/>
     <w:multiLevelType w:val="hybridMultilevel"/>
     <w:tmpl w:val="AEAED122"/>
@@ -4046,7 +4680,7 @@
       </w:rPr>
     </w:lvl>
   </w:abstractNum>
-  <w:abstractNum w:abstractNumId="23" w15:restartNumberingAfterBreak="0">
+  <w:abstractNum w:abstractNumId="26" w15:restartNumberingAfterBreak="0">
     <w:nsid w:val="54481B0C"/>
     <w:multiLevelType w:val="hybridMultilevel"/>
     <w:tmpl w:val="8CA66920"/>
@@ -4159,7 +4793,7 @@
       </w:rPr>
     </w:lvl>
   </w:abstractNum>
-  <w:abstractNum w:abstractNumId="24" w15:restartNumberingAfterBreak="0">
+  <w:abstractNum w:abstractNumId="27" w15:restartNumberingAfterBreak="0">
     <w:nsid w:val="5A315AF3"/>
     <w:multiLevelType w:val="hybridMultilevel"/>
     <w:tmpl w:val="C23AB092"/>
@@ -4272,7 +4906,7 @@
       </w:rPr>
     </w:lvl>
   </w:abstractNum>
-  <w:abstractNum w:abstractNumId="25" w15:restartNumberingAfterBreak="0">
+  <w:abstractNum w:abstractNumId="28" w15:restartNumberingAfterBreak="0">
     <w:nsid w:val="5C143114"/>
     <w:multiLevelType w:val="hybridMultilevel"/>
     <w:tmpl w:val="17DA7572"/>
@@ -4385,7 +5019,120 @@
       </w:rPr>
     </w:lvl>
   </w:abstractNum>
-  <w:abstractNum w:abstractNumId="26" w15:restartNumberingAfterBreak="0">
+  <w:abstractNum w:abstractNumId="29" w15:restartNumberingAfterBreak="0">
+    <w:nsid w:val="68567577"/>
+    <w:multiLevelType w:val="hybridMultilevel"/>
+    <w:tmpl w:val="5704A3FC"/>
+    <w:lvl w:ilvl="0" w:tplc="1C090001">
+      <w:start w:val="1"/>
+      <w:numFmt w:val="bullet"/>
+      <w:lvlText w:val=""/>
+      <w:lvlJc w:val="left"/>
+      <w:pPr>
+        <w:ind w:left="720" w:hanging="360"/>
+      </w:pPr>
+      <w:rPr>
+        <w:rFonts w:ascii="Symbol" w:hAnsi="Symbol" w:hint="default"/>
+      </w:rPr>
+    </w:lvl>
+    <w:lvl w:ilvl="1" w:tplc="1C090003" w:tentative="1">
+      <w:start w:val="1"/>
+      <w:numFmt w:val="bullet"/>
+      <w:lvlText w:val="o"/>
+      <w:lvlJc w:val="left"/>
+      <w:pPr>
+        <w:ind w:left="1440" w:hanging="360"/>
+      </w:pPr>
+      <w:rPr>
+        <w:rFonts w:ascii="Courier New" w:hAnsi="Courier New" w:cs="Courier New" w:hint="default"/>
+      </w:rPr>
+    </w:lvl>
+    <w:lvl w:ilvl="2" w:tplc="1C090005" w:tentative="1">
+      <w:start w:val="1"/>
+      <w:numFmt w:val="bullet"/>
+      <w:lvlText w:val=""/>
+      <w:lvlJc w:val="left"/>
+      <w:pPr>
+        <w:ind w:left="2160" w:hanging="360"/>
+      </w:pPr>
+      <w:rPr>
+        <w:rFonts w:ascii="Wingdings" w:hAnsi="Wingdings" w:hint="default"/>
+      </w:rPr>
+    </w:lvl>
+    <w:lvl w:ilvl="3" w:tplc="1C090001" w:tentative="1">
+      <w:start w:val="1"/>
+      <w:numFmt w:val="bullet"/>
+      <w:lvlText w:val=""/>
+      <w:lvlJc w:val="left"/>
+      <w:pPr>
+        <w:ind w:left="2880" w:hanging="360"/>
+      </w:pPr>
+      <w:rPr>
+        <w:rFonts w:ascii="Symbol" w:hAnsi="Symbol" w:hint="default"/>
+      </w:rPr>
+    </w:lvl>
+    <w:lvl w:ilvl="4" w:tplc="1C090003" w:tentative="1">
+      <w:start w:val="1"/>
+      <w:numFmt w:val="bullet"/>
+      <w:lvlText w:val="o"/>
+      <w:lvlJc w:val="left"/>
+      <w:pPr>
+        <w:ind w:left="3600" w:hanging="360"/>
+      </w:pPr>
+      <w:rPr>
+        <w:rFonts w:ascii="Courier New" w:hAnsi="Courier New" w:cs="Courier New" w:hint="default"/>
+      </w:rPr>
+    </w:lvl>
+    <w:lvl w:ilvl="5" w:tplc="1C090005" w:tentative="1">
+      <w:start w:val="1"/>
+      <w:numFmt w:val="bullet"/>
+      <w:lvlText w:val=""/>
+      <w:lvlJc w:val="left"/>
+      <w:pPr>
+        <w:ind w:left="4320" w:hanging="360"/>
+      </w:pPr>
+      <w:rPr>
+        <w:rFonts w:ascii="Wingdings" w:hAnsi="Wingdings" w:hint="default"/>
+      </w:rPr>
+    </w:lvl>
+    <w:lvl w:ilvl="6" w:tplc="1C090001" w:tentative="1">
+      <w:start w:val="1"/>
+      <w:numFmt w:val="bullet"/>
+      <w:lvlText w:val=""/>
+      <w:lvlJc w:val="left"/>
+      <w:pPr>
+        <w:ind w:left="5040" w:hanging="360"/>
+      </w:pPr>
+      <w:rPr>
+        <w:rFonts w:ascii="Symbol" w:hAnsi="Symbol" w:hint="default"/>
+      </w:rPr>
+    </w:lvl>
+    <w:lvl w:ilvl="7" w:tplc="1C090003" w:tentative="1">
+      <w:start w:val="1"/>
+      <w:numFmt w:val="bullet"/>
+      <w:lvlText w:val="o"/>
+      <w:lvlJc w:val="left"/>
+      <w:pPr>
+        <w:ind w:left="5760" w:hanging="360"/>
+      </w:pPr>
+      <w:rPr>
+        <w:rFonts w:ascii="Courier New" w:hAnsi="Courier New" w:cs="Courier New" w:hint="default"/>
+      </w:rPr>
+    </w:lvl>
+    <w:lvl w:ilvl="8" w:tplc="1C090005" w:tentative="1">
+      <w:start w:val="1"/>
+      <w:numFmt w:val="bullet"/>
+      <w:lvlText w:val=""/>
+      <w:lvlJc w:val="left"/>
+      <w:pPr>
+        <w:ind w:left="6480" w:hanging="360"/>
+      </w:pPr>
+      <w:rPr>
+        <w:rFonts w:ascii="Wingdings" w:hAnsi="Wingdings" w:hint="default"/>
+      </w:rPr>
+    </w:lvl>
+  </w:abstractNum>
+  <w:abstractNum w:abstractNumId="30" w15:restartNumberingAfterBreak="0">
     <w:nsid w:val="6CB40C2E"/>
     <w:multiLevelType w:val="hybridMultilevel"/>
     <w:tmpl w:val="D012E526"/>
@@ -4498,7 +5245,7 @@
       </w:rPr>
     </w:lvl>
   </w:abstractNum>
-  <w:abstractNum w:abstractNumId="27" w15:restartNumberingAfterBreak="0">
+  <w:abstractNum w:abstractNumId="31" w15:restartNumberingAfterBreak="0">
     <w:nsid w:val="6D470C12"/>
     <w:multiLevelType w:val="hybridMultilevel"/>
     <w:tmpl w:val="6D90907C"/>
@@ -4611,7 +5358,7 @@
       </w:rPr>
     </w:lvl>
   </w:abstractNum>
-  <w:abstractNum w:abstractNumId="28" w15:restartNumberingAfterBreak="0">
+  <w:abstractNum w:abstractNumId="32" w15:restartNumberingAfterBreak="0">
     <w:nsid w:val="744C5092"/>
     <w:multiLevelType w:val="hybridMultilevel"/>
     <w:tmpl w:val="6E063D2C"/>
@@ -4724,7 +5471,7 @@
       </w:rPr>
     </w:lvl>
   </w:abstractNum>
-  <w:abstractNum w:abstractNumId="29" w15:restartNumberingAfterBreak="0">
+  <w:abstractNum w:abstractNumId="33" w15:restartNumberingAfterBreak="0">
     <w:nsid w:val="773454AA"/>
     <w:multiLevelType w:val="hybridMultilevel"/>
     <w:tmpl w:val="76E6E3EC"/>
@@ -4837,7 +5584,7 @@
       </w:rPr>
     </w:lvl>
   </w:abstractNum>
-  <w:abstractNum w:abstractNumId="30" w15:restartNumberingAfterBreak="0">
+  <w:abstractNum w:abstractNumId="34" w15:restartNumberingAfterBreak="0">
     <w:nsid w:val="78BC1644"/>
     <w:multiLevelType w:val="hybridMultilevel"/>
     <w:tmpl w:val="E4A41BE2"/>
@@ -4984,19 +5731,19 @@
     <w:abstractNumId w:val="0"/>
   </w:num>
   <w:num w:numId="12" w16cid:durableId="821968908">
-    <w:abstractNumId w:val="20"/>
+    <w:abstractNumId w:val="22"/>
   </w:num>
   <w:num w:numId="13" w16cid:durableId="199901450">
-    <w:abstractNumId w:val="23"/>
+    <w:abstractNumId w:val="26"/>
   </w:num>
   <w:num w:numId="14" w16cid:durableId="1533104044">
     <w:abstractNumId w:val="10"/>
   </w:num>
   <w:num w:numId="15" w16cid:durableId="373048102">
-    <w:abstractNumId w:val="29"/>
+    <w:abstractNumId w:val="33"/>
   </w:num>
   <w:num w:numId="16" w16cid:durableId="1533954525">
-    <w:abstractNumId w:val="25"/>
+    <w:abstractNumId w:val="28"/>
   </w:num>
   <w:num w:numId="17" w16cid:durableId="2062096122">
     <w:abstractNumId w:val="13"/>
@@ -5005,43 +5752,55 @@
     <w:abstractNumId w:val="14"/>
   </w:num>
   <w:num w:numId="19" w16cid:durableId="1667055441">
-    <w:abstractNumId w:val="21"/>
+    <w:abstractNumId w:val="23"/>
   </w:num>
   <w:num w:numId="20" w16cid:durableId="1280262926">
-    <w:abstractNumId w:val="18"/>
+    <w:abstractNumId w:val="19"/>
   </w:num>
   <w:num w:numId="21" w16cid:durableId="476872662">
     <w:abstractNumId w:val="11"/>
   </w:num>
   <w:num w:numId="22" w16cid:durableId="129635187">
-    <w:abstractNumId w:val="22"/>
+    <w:abstractNumId w:val="25"/>
   </w:num>
   <w:num w:numId="23" w16cid:durableId="1916670919">
-    <w:abstractNumId w:val="24"/>
+    <w:abstractNumId w:val="27"/>
   </w:num>
   <w:num w:numId="24" w16cid:durableId="1281718526">
-    <w:abstractNumId w:val="28"/>
+    <w:abstractNumId w:val="32"/>
   </w:num>
   <w:num w:numId="25" w16cid:durableId="1760521076">
     <w:abstractNumId w:val="15"/>
   </w:num>
   <w:num w:numId="26" w16cid:durableId="748114080">
-    <w:abstractNumId w:val="19"/>
+    <w:abstractNumId w:val="20"/>
   </w:num>
   <w:num w:numId="27" w16cid:durableId="1012417240">
     <w:abstractNumId w:val="17"/>
   </w:num>
   <w:num w:numId="28" w16cid:durableId="1263563546">
-    <w:abstractNumId w:val="26"/>
+    <w:abstractNumId w:val="30"/>
   </w:num>
   <w:num w:numId="29" w16cid:durableId="1263414799">
     <w:abstractNumId w:val="12"/>
   </w:num>
   <w:num w:numId="30" w16cid:durableId="465705881">
-    <w:abstractNumId w:val="30"/>
+    <w:abstractNumId w:val="34"/>
   </w:num>
   <w:num w:numId="31" w16cid:durableId="427236359">
-    <w:abstractNumId w:val="27"/>
+    <w:abstractNumId w:val="31"/>
+  </w:num>
+  <w:num w:numId="32" w16cid:durableId="1339498649">
+    <w:abstractNumId w:val="24"/>
+  </w:num>
+  <w:num w:numId="33" w16cid:durableId="89931342">
+    <w:abstractNumId w:val="29"/>
+  </w:num>
+  <w:num w:numId="34" w16cid:durableId="121727284">
+    <w:abstractNumId w:val="21"/>
+  </w:num>
+  <w:num w:numId="35" w16cid:durableId="2037072283">
+    <w:abstractNumId w:val="18"/>
   </w:num>
 </w:numbering>
 </file>
@@ -29902,6 +30661,19 @@
 </file>
 
 <file path=customXml/item1.xml><?xml version="1.0" encoding="utf-8"?>
+<b:Sources xmlns:b="http://schemas.openxmlformats.org/officeDocument/2006/bibliography" xmlns="http://schemas.openxmlformats.org/officeDocument/2006/bibliography" SelectedStyle="\APASixthEditionOfficeOnline.xsl" StyleName="APA" Version="6"/>
+</file>
+
+<file path=customXml/item2.xml><?xml version="1.0" encoding="utf-8"?>
+<p:properties xmlns:p="http://schemas.microsoft.com/office/2006/metadata/properties" xmlns:xsi="http://www.w3.org/2001/XMLSchema-instance" xmlns:pc="http://schemas.microsoft.com/office/infopath/2007/PartnerControls">
+  <documentManagement>
+    <MediaServiceKeyPoints xmlns="ea2b4b63-d5a6-4531-8edc-8ee52de3537f" xsi:nil="true"/>
+    <_activity xmlns="ea2b4b63-d5a6-4531-8edc-8ee52de3537f" xsi:nil="true"/>
+  </documentManagement>
+</p:properties>
+</file>
+
+<file path=customXml/item3.xml><?xml version="1.0" encoding="utf-8"?>
 <?mso-contentType ?>
 <FormTemplates xmlns="http://schemas.microsoft.com/sharepoint/v3/contenttype/forms">
   <Display>DocumentLibraryForm</Display>
@@ -29910,7 +30682,7 @@
 </FormTemplates>
 </file>
 
-<file path=customXml/item2.xml><?xml version="1.0" encoding="utf-8"?>
+<file path=customXml/item4.xml><?xml version="1.0" encoding="utf-8"?>
 <ct:contentTypeSchema xmlns:ct="http://schemas.microsoft.com/office/2006/metadata/contentType" xmlns:ma="http://schemas.microsoft.com/office/2006/metadata/properties/metaAttributes" ct:_="" ma:_="" ma:contentTypeName="Document" ma:contentTypeID="0x010100C6A93CE55A8660468F1FEB483AD76564" ma:contentTypeVersion="17" ma:contentTypeDescription="Create a new document." ma:contentTypeScope="" ma:versionID="f64256af0ae5fe7f214be5b6627c207d">
   <xsd:schema xmlns:xsd="http://www.w3.org/2001/XMLSchema" xmlns:xs="http://www.w3.org/2001/XMLSchema" xmlns:p="http://schemas.microsoft.com/office/2006/metadata/properties" xmlns:ns3="ea2b4b63-d5a6-4531-8edc-8ee52de3537f" xmlns:ns4="b91ad82a-19e1-44ce-a666-66c5b6eff235" targetNamespace="http://schemas.microsoft.com/office/2006/metadata/properties" ma:root="true" ma:fieldsID="519a71fe413ef1688bad046edd93721b" ns3:_="" ns4:_="">
     <xsd:import namespace="ea2b4b63-d5a6-4531-8edc-8ee52de3537f"/>
@@ -30157,20 +30929,25 @@
 </ct:contentTypeSchema>
 </file>
 
-<file path=customXml/item3.xml><?xml version="1.0" encoding="utf-8"?>
-<b:Sources xmlns:b="http://schemas.openxmlformats.org/officeDocument/2006/bibliography" xmlns="http://schemas.openxmlformats.org/officeDocument/2006/bibliography" SelectedStyle="\APASixthEditionOfficeOnline.xsl" StyleName="APA" Version="6"/>
+<file path=customXml/itemProps1.xml><?xml version="1.0" encoding="utf-8"?>
+<ds:datastoreItem xmlns:ds="http://schemas.openxmlformats.org/officeDocument/2006/customXml" ds:itemID="{2C130E89-A416-44E3-B5EB-D623CBD6958C}">
+  <ds:schemaRefs>
+    <ds:schemaRef ds:uri="http://schemas.openxmlformats.org/officeDocument/2006/bibliography"/>
+  </ds:schemaRefs>
+</ds:datastoreItem>
 </file>
 
-<file path=customXml/item4.xml><?xml version="1.0" encoding="utf-8"?>
-<p:properties xmlns:p="http://schemas.microsoft.com/office/2006/metadata/properties" xmlns:xsi="http://www.w3.org/2001/XMLSchema-instance" xmlns:pc="http://schemas.microsoft.com/office/infopath/2007/PartnerControls">
-  <documentManagement>
-    <MediaServiceKeyPoints xmlns="ea2b4b63-d5a6-4531-8edc-8ee52de3537f" xsi:nil="true"/>
-    <_activity xmlns="ea2b4b63-d5a6-4531-8edc-8ee52de3537f" xsi:nil="true"/>
-  </documentManagement>
-</p:properties>
+<file path=customXml/itemProps2.xml><?xml version="1.0" encoding="utf-8"?>
+<ds:datastoreItem xmlns:ds="http://schemas.openxmlformats.org/officeDocument/2006/customXml" ds:itemID="{443788E3-1BC7-4A5E-BA33-C49C29923923}">
+  <ds:schemaRefs>
+    <ds:schemaRef ds:uri="http://schemas.microsoft.com/office/2006/metadata/properties"/>
+    <ds:schemaRef ds:uri="http://schemas.microsoft.com/office/infopath/2007/PartnerControls"/>
+    <ds:schemaRef ds:uri="ea2b4b63-d5a6-4531-8edc-8ee52de3537f"/>
+  </ds:schemaRefs>
+</ds:datastoreItem>
 </file>
 
-<file path=customXml/itemProps1.xml><?xml version="1.0" encoding="utf-8"?>
+<file path=customXml/itemProps3.xml><?xml version="1.0" encoding="utf-8"?>
 <ds:datastoreItem xmlns:ds="http://schemas.openxmlformats.org/officeDocument/2006/customXml" ds:itemID="{2C2EBD8B-8B62-4ABB-A546-5624406DEA92}">
   <ds:schemaRefs>
     <ds:schemaRef ds:uri="http://schemas.microsoft.com/sharepoint/v3/contenttype/forms"/>
@@ -30178,7 +30955,7 @@
 </ds:datastoreItem>
 </file>
 
-<file path=customXml/itemProps2.xml><?xml version="1.0" encoding="utf-8"?>
+<file path=customXml/itemProps4.xml><?xml version="1.0" encoding="utf-8"?>
 <ds:datastoreItem xmlns:ds="http://schemas.openxmlformats.org/officeDocument/2006/customXml" ds:itemID="{8180023B-4D05-4412-8742-E38EDA03A20E}">
   <ds:schemaRefs>
     <ds:schemaRef ds:uri="http://schemas.microsoft.com/office/2006/metadata/contentType"/>
@@ -30197,24 +30974,6 @@
 </ds:datastoreItem>
 </file>
 
-<file path=customXml/itemProps3.xml><?xml version="1.0" encoding="utf-8"?>
-<ds:datastoreItem xmlns:ds="http://schemas.openxmlformats.org/officeDocument/2006/customXml" ds:itemID="{2C130E89-A416-44E3-B5EB-D623CBD6958C}">
-  <ds:schemaRefs>
-    <ds:schemaRef ds:uri="http://schemas.openxmlformats.org/officeDocument/2006/bibliography"/>
-  </ds:schemaRefs>
-</ds:datastoreItem>
-</file>
-
-<file path=customXml/itemProps4.xml><?xml version="1.0" encoding="utf-8"?>
-<ds:datastoreItem xmlns:ds="http://schemas.openxmlformats.org/officeDocument/2006/customXml" ds:itemID="{443788E3-1BC7-4A5E-BA33-C49C29923923}">
-  <ds:schemaRefs>
-    <ds:schemaRef ds:uri="http://schemas.microsoft.com/office/2006/metadata/properties"/>
-    <ds:schemaRef ds:uri="http://schemas.microsoft.com/office/infopath/2007/PartnerControls"/>
-    <ds:schemaRef ds:uri="ea2b4b63-d5a6-4531-8edc-8ee52de3537f"/>
-  </ds:schemaRefs>
-</ds:datastoreItem>
-</file>
-
 <file path=docMetadata/LabelInfo.xml><?xml version="1.0" encoding="utf-8"?>
 <clbl:labelList xmlns:clbl="http://schemas.microsoft.com/office/2020/mipLabelMetadata"/>
 </file>